--- a/docs/Document_B/Vietnamese/03_Architecture_Review_Checklist_VI.docx
+++ b/docs/Document_B/Vietnamese/03_Architecture_Review_Checklist_VI.docx
@@ -127,7 +127,7 @@
           </w:tcPr>
           <w:p>
             <w:r>
-              <w:t>1.0</w:t>
+              <w:t>1.1</w:t>
             </w:r>
           </w:p>
         </w:tc>
@@ -399,6 +399,44 @@
         <w:pStyle w:val="Heading1"/>
       </w:pPr>
       <w:r>
+        <w:t>Observation</w:t>
+      </w:r>
+    </w:p>
+    <w:p>
+      <w:pPr/>
+      <w:r>
+        <w:t>☐ Evaluator là pure, stateless, deterministic và không có side effect.</w:t>
+      </w:r>
+    </w:p>
+    <w:p>
+      <w:pPr/>
+      <w:r>
+        <w:t>☐ Observation không truy cập hardware, vendor API, NetworkTables, CommandScheduler, RobotContainer, trạng thái mechanism mutable hoặc logic điều khiển.</w:t>
+      </w:r>
+    </w:p>
+    <w:p>
+      <w:pPr/>
+      <w:r>
+        <w:t>☐ Observation là read model độc lập vendor và chỉ đọc.</w:t>
+      </w:r>
+    </w:p>
+    <w:p>
+      <w:pPr/>
+      <w:r>
+        <w:t>☐ Subsystem hoặc estimator tạo Observation bất biến từ IOInputs.</w:t>
+      </w:r>
+    </w:p>
+    <w:p>
+      <w:pPr/>
+      <w:r>
+        <w:t>☐ frc.robot.observation được công nhận là package top-level cố định.</w:t>
+      </w:r>
+    </w:p>
+    <w:p>
+      <w:pPr>
+        <w:pStyle w:val="Heading1"/>
+      </w:pPr>
+      <w:r>
         <w:t>Telemetry</w:t>
       </w:r>
     </w:p>
@@ -456,6 +494,18 @@
       </w:r>
       <w:r>
         <w:t>Publisher dùng kiểu dữ liệu rõ ràng và topic ổn định.</w:t>
+      </w:r>
+    </w:p>
+    <w:p>
+      <w:pPr/>
+      <w:r>
+        <w:t>☐ Telemetry chỉ tiêu thụ và publish Observation; không thay đổi Observation hoặc điều khiển hành vi.</w:t>
+      </w:r>
+    </w:p>
+    <w:p>
+      <w:pPr/>
+      <w:r>
+        <w:t>☐ util chỉ chứa helper tổng quát; ý nghĩa observation riêng của mechanism không nằm trong util.</w:t>
       </w:r>
     </w:p>
     <w:p>
@@ -739,6 +789,68 @@
           <w:p>
             <w:r>
               <w:t>Phát hành ban đầu</w:t>
+            </w:r>
+          </w:p>
+        </w:tc>
+      </w:tr>
+      <w:tr>
+        <w:tc>
+          <w:tcPr>
+            <w:tcW w:type="dxa" w:w="2556"/>
+          </w:tcPr>
+          <w:p>
+            <w:r>
+              <w:rPr>
+                <w:rFonts w:ascii="Arial" w:hAnsi="Arial"/>
+                <w:b w:val="0"/>
+                <w:sz w:val="17"/>
+              </w:rPr>
+              <w:t>1.1</w:t>
+            </w:r>
+          </w:p>
+        </w:tc>
+        <w:tc>
+          <w:tcPr>
+            <w:tcW w:type="dxa" w:w="2556"/>
+          </w:tcPr>
+          <w:p>
+            <w:r>
+              <w:rPr>
+                <w:rFonts w:ascii="Arial" w:hAnsi="Arial"/>
+                <w:b w:val="0"/>
+                <w:sz w:val="17"/>
+              </w:rPr>
+              <w:t>2026-08-01</w:t>
+            </w:r>
+          </w:p>
+        </w:tc>
+        <w:tc>
+          <w:tcPr>
+            <w:tcW w:type="dxa" w:w="2556"/>
+          </w:tcPr>
+          <w:p>
+            <w:r>
+              <w:rPr>
+                <w:rFonts w:ascii="Arial" w:hAnsi="Arial"/>
+                <w:b w:val="0"/>
+                <w:sz w:val="17"/>
+              </w:rPr>
+              <w:t>FROZEN</w:t>
+            </w:r>
+          </w:p>
+        </w:tc>
+        <w:tc>
+          <w:tcPr>
+            <w:tcW w:type="dxa" w:w="2556"/>
+          </w:tcPr>
+          <w:p>
+            <w:r>
+              <w:rPr>
+                <w:rFonts w:ascii="Arial" w:hAnsi="Arial"/>
+                <w:b w:val="0"/>
+                <w:sz w:val="17"/>
+              </w:rPr>
+              <w:t>APPROVED: thêm boundary observation cố định; control flow không thay đổi.</w:t>
             </w:r>
           </w:p>
         </w:tc>
